--- a/2_Тайм менеджмент/Модуль 1/Модуль 1_Практичне завдання 1.docx
+++ b/2_Тайм менеджмент/Модуль 1/Модуль 1_Практичне завдання 1.docx
@@ -1227,6 +1227,149 @@
           <w:szCs w:val="28"/>
         </w:rPr>
         <w:t>"Економічний час" у контексті тайм-менеджменту означає раціональне та продуктивне використання обмеженого часу, спрямоване на максимальне досягнення цілей за мінімальних часових витрат.</w:t>
+      </w:r>
+    </w:p>
+    <w:p/>
+    <w:p>
+      <w:r>
+        <w:rPr>
+          <w:b/>
+          <w:sz w:val="26"/>
+        </w:rPr>
+        <w:t>Відповіді</w:t>
+      </w:r>
+    </w:p>
+    <w:p>
+      <w:pPr>
+        <w:spacing w:before="200"/>
+      </w:pPr>
+      <w:r>
+        <w:rPr>
+          <w:b/>
+        </w:rPr>
+        <w:t>1. Які властивості часу мені вже знайомі (з прикладами).</w:t>
+      </w:r>
+    </w:p>
+    <w:p>
+      <w:pPr>
+        <w:spacing w:after="120"/>
+      </w:pPr>
+      <w:r>
+        <w:t>Найзрозуміліші для мене — об’єктивність та однонаправленість. Як бізнес-аналітику мені щодня доводиться відчувати об’єктивність часу: спринт триває рівно два тижні незалежно від того, встигли ми чи ні. А однонаправленість я гостро усвідомлюю через свою непунктуальність — якщо я запізнився на дейлі чи зустріч із замовником, той момент уже не повернути, можна лише не повторити наступного разу. Однорідність теж знайома: формально година роботи завжди дорівнює годині, хоча суб’єктивно одна година глибокої аналітики «з’їдається» непомітно, а година нудних узгоджень тягнеться.</w:t>
+      </w:r>
+    </w:p>
+    <w:p>
+      <w:pPr>
+        <w:spacing w:before="200"/>
+      </w:pPr>
+      <w:r>
+        <w:rPr>
+          <w:b/>
+        </w:rPr>
+        <w:t>2. Ситуації для символів «крапка», «колесо», «відрізок», «спіраль», «пряма».</w:t>
+      </w:r>
+    </w:p>
+    <w:p>
+      <w:pPr>
+        <w:spacing w:after="120"/>
+      </w:pPr>
+      <w:r>
+        <w:t>«Крапка» — це для мене момент презентації результатів замовнику чи захисту рішення: усе зосереджено в одній миті. «Колесо» — циклічна Scrum-рутина: дейлі, планування, демо, ретро, які щоспринту повторюються; сюди ж — щоденний цикл із двома маленькими дітьми. «Відрізок» — конкретний проект чи фіча з чіткими початком і дедлайном. «Спіраль» — моє професійне зростання: щороку повертаюся до тих самих задач аналітика, але вже на глибшому рівні, рухаючись до ролі Lead BA. «Пряма» — довгострокова кар’єрна траєкторія від бакалавра з економічної кібернетики до магістра й далі.</w:t>
+      </w:r>
+    </w:p>
+    <w:p>
+      <w:pPr>
+        <w:spacing w:before="200"/>
+      </w:pPr>
+      <w:r>
+        <w:rPr>
+          <w:b/>
+        </w:rPr>
+        <w:t>3. Приклади фізичного часу в межах квартири.</w:t>
+      </w:r>
+    </w:p>
+    <w:p>
+      <w:pPr>
+        <w:spacing w:after="120"/>
+      </w:pPr>
+      <w:r>
+        <w:t>Найочевидніші — годинник і таймери в телефоні, якими я керую задачами в iPhone. У побуті фізичний час теж усюди: скільки гріється пляшечка для дитини, скільки триває цикл пральної машини, за скільки закипає чайник чи вариться кава вранці перед роботою. Це реальні, виміряні відрізки, які не залежать від мого сприйняття.</w:t>
+      </w:r>
+    </w:p>
+    <w:p>
+      <w:pPr>
+        <w:spacing w:before="200"/>
+      </w:pPr>
+      <w:r>
+        <w:rPr>
+          <w:b/>
+        </w:rPr>
+        <w:t>4. Приклади біологічного часу, пов’язані з моїм тілом.</w:t>
+      </w:r>
+    </w:p>
+    <w:p>
+      <w:pPr>
+        <w:spacing w:after="120"/>
+      </w:pPr>
+      <w:r>
+        <w:t>Я виражений жайворонок, тож мій біологічний годинник дає чіткий пік працездатності в першій половині дня — найскладнішу аналітику я намагаюся робити саме зранку. Ближче до вечора концентрація помітно падає, особливо після дня з двома малими дітьми. Відчуваю і прив’язку до тренувань: коли регулярно ходжу в зал, тіло саме «проситься» на навантаження у звичний час, а пропуск збиває ритм. Голод і сонливість теж приходять приблизно за розкладом.</w:t>
+      </w:r>
+    </w:p>
+    <w:p>
+      <w:pPr>
+        <w:spacing w:before="200"/>
+      </w:pPr>
+      <w:r>
+        <w:rPr>
+          <w:b/>
+        </w:rPr>
+        <w:t>5. Приклади соціального часу, пов’язаного з організацією, де працюю/навчаюся.</w:t>
+      </w:r>
+    </w:p>
+    <w:p>
+      <w:pPr>
+        <w:spacing w:after="120"/>
+      </w:pPr>
+      <w:r>
+        <w:t>Мій робочий час підпорядкований спільному ритму команди в EPAM: робочий день з 10 до 19, дейли-зустрічі, планування спринтів, узгоджені з замовником слоти в Google Calendar. Через змішаний формат (дім/офіс) доводиться синхронізувати свій час із колегами в різних локаціях і часових поясах. Паралельно існує соціальний час навчання — графік сесій і дедлайни в магістратурі. Тобто я планую не лише власний час, а постійно узгоджую його з кількома групами одночасно, ще й накладаю на це сімейний графік.</w:t>
+      </w:r>
+    </w:p>
+    <w:p>
+      <w:pPr>
+        <w:spacing w:before="200"/>
+      </w:pPr>
+      <w:r>
+        <w:rPr>
+          <w:b/>
+        </w:rPr>
+        <w:t>6. Особливості мого психологічного часу.</w:t>
+      </w:r>
+    </w:p>
+    <w:p>
+      <w:pPr>
+        <w:spacing w:after="120"/>
+      </w:pPr>
+      <w:r>
+        <w:t>Я доволі чітко усвідомлюю в себе ознаки СДВГ, і це сильно впливає на сприйняття часу. Коли задача цікава, я провалююся в неї так, що години минають непомітно; коли ж справа рутинна, той самий проміжок тягнеться болісно довго. Для реальної концентрації мені потрібне повністю ізольоване приміщення — без шуму, людей, бажано навіть без виду з вікна, інакше увага миттєво «зіскакує» на сповіщення в телефоні, соцмережі чи YouTube. Ще одна моя особливість — хронічна недооцінка часу на задачу: суб’єктивно мені здається, що встигну швидше, ніж виходить насправді, через що й виникають запізнення.</w:t>
+      </w:r>
+    </w:p>
+    <w:p>
+      <w:pPr>
+        <w:spacing w:before="200"/>
+      </w:pPr>
+      <w:r>
+        <w:rPr>
+          <w:b/>
+        </w:rPr>
+        <w:t>7. Види економічного часу, які я пережив.</w:t>
+      </w:r>
+    </w:p>
+    <w:p>
+      <w:pPr>
+        <w:spacing w:after="120"/>
+      </w:pPr>
+      <w:r>
+        <w:t>Маючи економічну освіту, я сприймаю ці фази не лише теоретично. На собі найбільше відчував кризи та спади — через зростання цін та інфляцію доводилося переглядати сімейний бюджет, особливо з двома маленькими дітьми. Спостерігав і пожвавлення, коли ситуація поступово стабілізувалася й поверталася впевненість у плануванні витрат. ІТ-галузь, у якій я працюю, теж проходить свої цикли підйому й охолодження попиту, тож циклічність економічного часу мені добре знайома і з професійного боку.</w:t>
       </w:r>
     </w:p>
     <w:sectPr>

--- a/2_Тайм менеджмент/Модуль 1/Модуль 1_Практичне завдання 1.docx
+++ b/2_Тайм менеджмент/Модуль 1/Модуль 1_Практичне завдання 1.docx
@@ -442,6 +442,23 @@
       </w:pPr>
     </w:p>
     <w:p>
+      <w:r>
+        <w:rPr>
+          <w:b/>
+          <w:sz w:val="24"/>
+        </w:rPr>
+        <w:t>Відповідь:</w:t>
+      </w:r>
+    </w:p>
+    <w:p>
+      <w:r>
+        <w:rPr>
+          <w:sz w:val="24"/>
+        </w:rPr>
+        <w:t xml:space="preserve">Мені, як студенту-економісту третього курсу, найбільш знайомі такі властивості часу як однонаправленість та об'єктивність. Наприклад, коли я пропустив дедлайн здачі курсової роботи, я не міг повернути час назад і здати її вчасно — це яскраво ілюструє однонаправленість часу. Також під час сесії я чітко відчуваю об'єктивність часу: незалежно від того, наскільки добре чи погано я підготувався, на іспит відводиться рівно дві години. А взаємозв'язок часу з простором я помітив, коли під час подорожі потягом Київ—Львів шість годин дороги здавалися вічністю, хоча об'єктивно це той самий час, що й шість годин на парах.</w:t>
+      </w:r>
+    </w:p>
+    <w:p>
       <w:pPr>
         <w:spacing w:after="0" w:line="360" w:lineRule="auto"/>
         <w:ind w:firstLine="709"/>
@@ -472,6 +489,23 @@
           <w:szCs w:val="28"/>
         </w:rPr>
       </w:pPr>
+    </w:p>
+    <w:p>
+      <w:r>
+        <w:rPr>
+          <w:b/>
+          <w:sz w:val="24"/>
+        </w:rPr>
+        <w:t>Відповідь:</w:t>
+      </w:r>
+    </w:p>
+    <w:p>
+      <w:r>
+        <w:rPr>
+          <w:sz w:val="24"/>
+        </w:rPr>
+        <w:t xml:space="preserve">Символ «крапка» найкраще описує момент, коли я дізнався про зарахування до університету — це була мить, яка змінила все. «Колесо» — це мій щотижневий розклад: лекції, семінари, самопідготовка повторюються кожного тижня по колу. «Відрізок» — це сесія, чітко обмежений період з початком і кінцем, коли потрібно скласти всі іспити. «Спіраль» добре описує моє навчання в цілому: кожного семестру я повертаюся до схожих завдань, але вже на вищому рівні складності та з більшим досвідом. А «пряма» — це моє бачення кар'єрного шляху: від бакалавра до магістра і далі до роботи за спеціальністю, без повернення назад.</w:t>
+      </w:r>
     </w:p>
     <w:p>
       <w:pPr>
@@ -593,6 +627,23 @@
       </w:pPr>
     </w:p>
     <w:p>
+      <w:r>
+        <w:rPr>
+          <w:b/>
+          <w:sz w:val="24"/>
+        </w:rPr>
+        <w:t>Відповідь:</w:t>
+      </w:r>
+    </w:p>
+    <w:p>
+      <w:r>
+        <w:rPr>
+          <w:sz w:val="24"/>
+        </w:rPr>
+        <w:t xml:space="preserve">У моїй квартирі фізичний час проявляється буквально на кожному кроці. Механічний годинник на стіні відраховує секунди — це пряме вимірювання фізичного часу. Таймер на мікрохвильовій печі відлічує 3 хвилини на розігрів обіду, і це конкретний фізичний інтервал. Вода в чайнику закипає приблизно за 5 хвилин — це фізичний процес, який займає об'єктивний час. Навіть зміна освітлення за вікном протягом дня, від світанку до заходу — це прояв фізичного часу, пов'язаний з обертанням Землі навколо своєї осі.</w:t>
+      </w:r>
+    </w:p>
+    <w:p>
       <w:pPr>
         <w:spacing w:after="0" w:line="360" w:lineRule="auto"/>
         <w:ind w:firstLine="709"/>
@@ -709,6 +760,23 @@
           <w:szCs w:val="28"/>
         </w:rPr>
       </w:pPr>
+    </w:p>
+    <w:p>
+      <w:r>
+        <w:rPr>
+          <w:b/>
+          <w:sz w:val="24"/>
+        </w:rPr>
+        <w:t>Відповідь:</w:t>
+      </w:r>
+    </w:p>
+    <w:p>
+      <w:r>
+        <w:rPr>
+          <w:sz w:val="24"/>
+        </w:rPr>
+        <w:t xml:space="preserve">Мій біологічний годинник дає про себе знати щодня. Вранці між 10 та 12 годиною я відчуваю найбільший пік розумової активності — саме тоді я намагаюся розв'язувати складні задачі з економіки. Після обіду, приблизно о 14-15 годині, у мене стабільно настає спад енергії, і я ледве можу зосередитися на лекціях. Також я помітив, що якщо лягаю спати пізніше за 1 годину ночі, наступного дня весь мій біоритм збивається і продуктивність падає вдвічі. Циркадний ритм змушує мене відчувати сонливість приблизно в один і той самий час щовечора, навіть у вихідні.</w:t>
+      </w:r>
     </w:p>
     <w:p>
       <w:pPr>
@@ -856,6 +924,23 @@
       </w:pPr>
     </w:p>
     <w:p>
+      <w:r>
+        <w:rPr>
+          <w:b/>
+          <w:sz w:val="24"/>
+        </w:rPr>
+        <w:t>Відповідь:</w:t>
+      </w:r>
+    </w:p>
+    <w:p>
+      <w:r>
+        <w:rPr>
+          <w:sz w:val="24"/>
+        </w:rPr>
+        <w:t xml:space="preserve">В університеті соціальний час визначає все моє життя як студента. Розклад пар жорстко структурує мій день: перша пара о 8:30, перерви по 15 хвилин, і весь потік повинен підлаштовуватися під цей графік. Групові проєкти — це окремий виклик соціального часу, бо потрібно узгоджувати розклад п'яти-шести людей для спільної роботи. Дедлайни здачі робіт задає викладач, і вони однакові для всіх студентів групи, незалежно від індивідуальних обставин. Сесія — це також соціальний час, коли весь університет живе за єдиним екзаменаційним графіком, і навіть їдальня працює довше, підлаштовуючись під потреби студентів.</w:t>
+      </w:r>
+    </w:p>
+    <w:p>
       <w:pPr>
         <w:spacing w:after="0" w:line="360" w:lineRule="auto"/>
         <w:ind w:firstLine="709"/>
@@ -972,6 +1057,23 @@
           <w:szCs w:val="28"/>
         </w:rPr>
       </w:pPr>
+    </w:p>
+    <w:p>
+      <w:r>
+        <w:rPr>
+          <w:b/>
+          <w:sz w:val="24"/>
+        </w:rPr>
+        <w:t>Відповідь:</w:t>
+      </w:r>
+    </w:p>
+    <w:p>
+      <w:r>
+        <w:rPr>
+          <w:sz w:val="24"/>
+        </w:rPr>
+        <w:t xml:space="preserve">Мій психологічний час дуже нестабільний і залежить від настрою та зацікавленості. Коли я слухаю цікаву лекцію з інвестицій, дві години пролітають як десять хвилин, а нудна пара з філософії тягнеться нескінченно. Перед іспитом час суб'єктивно прискорюється: здається, що ще вчора була середина семестру, а вже завтра екзамен. Також я помітив, що коли я тривожусь через незроблене завдання, час ніби тисне на мене і біжить швидше. А от у канікули, навпаки, час уповільнюється — тиждень відпочинку здається цілим місяцем, бо немає стресу і є багато нових вражень.</w:t>
+      </w:r>
     </w:p>
     <w:p>
       <w:pPr>
@@ -1227,6 +1329,23 @@
           <w:szCs w:val="28"/>
         </w:rPr>
         <w:t>"Економічний час" у контексті тайм-менеджменту означає раціональне та продуктивне використання обмеженого часу, спрямоване на максимальне досягнення цілей за мінімальних часових витрат.</w:t>
+      </w:r>
+    </w:p>
+    <w:p>
+      <w:r>
+        <w:rPr>
+          <w:b/>
+          <w:sz w:val="24"/>
+        </w:rPr>
+        <w:t>Відповідь:</w:t>
+      </w:r>
+    </w:p>
+    <w:p>
+      <w:r>
+        <w:rPr>
+          <w:sz w:val="24"/>
+        </w:rPr>
+        <w:t xml:space="preserve">Як студент-економіст, я пережив кілька фаз економічного циклу на власному досвіді. Криза 2020 року через пандемію COVID-19 вплинула на мою родину: батько, який працює у сфері послуг, втратив частину доходу, і нам довелося скоротити витрати. Фазу пожвавлення я відчув у 2021-2022 роках, коли економіка почала відновлюватися і знову з'явилися підробітки для студентів. Також я добре знайомий з поняттям економічного часу в тайм-менеджменті: під час сесії я намагаюся максимально ефективно використовувати кожну годину підготовки, щоб отримати найкращий результат за мінімальний час. Війна в Україні з 2022 року стала для мене прикладом глибокої кризи, яка вплинула на всі сфери економічного життя країни.</w:t>
       </w:r>
     </w:p>
     <w:sectPr>
